--- a/policies/build/chapters_v2/AAC/document/AAC4/SOP_Initial_Assessment.docx
+++ b/policies/build/chapters_v2/AAC/document/AAC4/SOP_Initial_Assessment.docx
@@ -379,7 +379,7 @@
         <w:rPr>
           <w:i/>
         </w:rPr>
-        <w:t>Skipping or rushing this step is exactly the kind of gap an assessor — or a real patient safety incident — would eventually surface.</w:t>
+        <w:t>An assessment that skips the standardised format, or misses vital parameters in an emergency, can miss the one finding that would have changed the treatment plan.</w:t>
       </w:r>
     </w:p>
     <w:p>
@@ -422,7 +422,7 @@
         <w:rPr>
           <w:i/>
         </w:rPr>
-        <w:t>Skipping or rushing this step is exactly the kind of gap an assessor — or a real patient safety incident — would eventually surface.</w:t>
+        <w:t>An assessment performed by someone not on the current privilege list for that type of assessment is one the hospital cannot actually stand behind if something goes wrong.</w:t>
       </w:r>
     </w:p>
     <w:p>
@@ -455,7 +455,7 @@
         <w:rPr>
           <w:i/>
         </w:rPr>
-        <w:t>Skipping or rushing this step is exactly the kind of gap an assessor — or a real patient safety incident — would eventually surface.</w:t>
+        <w:t>An initial assessment that drifts past 24 hours — or past triage timing in an emergency — delays catching a problem for exactly as long as it's late.</w:t>
       </w:r>
     </w:p>
     <w:p>
@@ -517,7 +517,7 @@
         <w:rPr>
           <w:i/>
         </w:rPr>
-        <w:t>Skipping or rushing this step is exactly the kind of gap an assessor — or a real patient safety incident — would eventually surface.</w:t>
+        <w:t>A nursing assessment skipped or delayed at admission means special needs identified late are needs the patient has already gone without for part of their stay.</w:t>
       </w:r>
     </w:p>
     <w:p>
@@ -550,7 +550,7 @@
         <w:rPr>
           <w:i/>
         </w:rPr>
-        <w:t>If this isn't written down, there's no way to prove later that it actually happened.</w:t>
+        <w:t>An initial care plan that's never countersigned by the clinician in-charge has no one actually accountable for the plan the junior doctor started.</w:t>
       </w:r>
     </w:p>
     <w:p>
@@ -588,7 +588,7 @@
         <w:rPr>
           <w:i/>
         </w:rPr>
-        <w:t>Skipping or rushing this step is exactly the kind of gap an assessor — or a real patient safety incident — would eventually surface.</w:t>
+        <w:t>A special discharge need spotted only on the day of discharge leaves no time to actually arrange for it — age, mobility, and ongoing-care needs have to be caught early to be planned for.</w:t>
       </w:r>
     </w:p>
     <w:p>
@@ -661,7 +661,7 @@
             <w:color w:val="0563C1"/>
             <w:u w:val="single"/>
           </w:rPr>
-          <w:t>NABH — Hospitals Accreditation Programme (HCO), 6th Edition standards</w:t>
+          <w:t>National Accreditation Board for Hospitals and Healthcare Providers. (2025). NABH accreditation standards for hospitals (6th ed.). ISBN 978-81-965264-9-8.</w:t>
         </w:r>
       </w:hyperlink>
     </w:p>
